--- a/docs/b2c_docs/ЧЕРНОВА- B2C- ПОЛИТИКА ЗА ПОВЕРИТЕЛНОСТ (PRIVACY POLICY).docx
+++ b/docs/b2c_docs/ЧЕРНОВА- B2C- ПОЛИТИКА ЗА ПОВЕРИТЕЛНОСТ (PRIVACY POLICY).docx
@@ -113,7 +113,7 @@
           <w:bCs w:val="1"/>
           <w:rtl w:val="0"/>
         </w:rPr>
-        <w:t xml:space="preserve">„ФУУДСЕЙФ“ ООД</w:t>
+        <w:t xml:space="preserve">„ФУУДСЕЙВ“ ООД</w:t>
       </w:r>
       <w:r>
         <w:rPr>
@@ -155,7 +155,7 @@
           <w:rFonts w:ascii="Rubik" w:cs="Rubik" w:eastAsia="Rubik" w:hAnsi="Rubik"/>
           <w:rtl w:val="0"/>
         </w:rPr>
-        <w:t xml:space="preserve">Имейл: </w:t>
+        <w:t xml:space="preserve">Имейл:</w:t>
       </w:r>
       <w:r>
         <w:rPr>
@@ -164,7 +164,23 @@
           <w:bCs w:val="1"/>
           <w:rtl w:val="0"/>
         </w:rPr>
-        <w:t xml:space="preserve">contact@foodsave.tech</w:t>
+        <w:t xml:space="preserve"> </w:t>
+      </w:r>
+      <w:r>
+        <w:rPr>
+          <w:rFonts w:ascii="Rubik" w:cs="Rubik" w:eastAsia="Rubik" w:hAnsi="Rubik"/>
+          <w:b w:val="1"/>
+          <w:bCs w:val="1"/>
+          <w:sz w:val="21"/>
+          <w:szCs w:val="21"/>
+          <w:rtl w:val="0"/>
+        </w:rPr>
+        <w:t xml:space="preserve">support@foodsave.tech </w:t>
+      </w:r>
+      <w:r>
+        <w:rPr>
+          <w:rtl w:val="0"/>
+        </w:rPr>
       </w:r>
     </w:p>
     <w:p>
@@ -7787,7 +7803,7 @@
           <w:bCs w:val="1"/>
           <w:rtl w:val="0"/>
         </w:rPr>
-        <w:t xml:space="preserve">„ФУУДСЕЙФ“ ООД</w:t>
+        <w:t xml:space="preserve">„ФУУДСЕЙВ“ ООД</w:t>
         <w:br w:type="textWrapping"/>
       </w:r>
       <w:r>
